--- a/docassemble/SmartDocx_sr/data/templates/intermediary-agreement_sr.docx
+++ b/docassemble/SmartDocx_sr/data/templates/intermediary-agreement_sr.docx
@@ -1019,52 +1019,7 @@
 
 <file path=word/footer1.xml><?xml version="1.0" encoding="utf-8"?>
 <w:ftr xmlns:wpc="http://schemas.microsoft.com/office/word/2010/wordprocessingCanvas" xmlns:mc="http://schemas.openxmlformats.org/markup-compatibility/2006" xmlns:o="urn:schemas-microsoft-com:office:office" xmlns:r="http://schemas.openxmlformats.org/officeDocument/2006/relationships" xmlns:m="http://schemas.openxmlformats.org/officeDocument/2006/math" xmlns:v="urn:schemas-microsoft-com:vml" xmlns:wp14="http://schemas.microsoft.com/office/word/2010/wordprocessingDrawing" xmlns:wp="http://schemas.openxmlformats.org/drawingml/2006/wordprocessingDrawing" xmlns:w10="urn:schemas-microsoft-com:office:word" xmlns:w="http://schemas.openxmlformats.org/wordprocessingml/2006/main" xmlns:w14="http://schemas.microsoft.com/office/word/2010/wordml" xmlns:w15="http://schemas.microsoft.com/office/word/2012/wordml" xmlns:wpg="http://schemas.microsoft.com/office/word/2010/wordprocessingGroup" xmlns:wpi="http://schemas.microsoft.com/office/word/2010/wordprocessingInk" xmlns:wne="http://schemas.microsoft.com/office/word/2006/wordml" xmlns:a="http://schemas.openxmlformats.org/drawingml/2006/main" xmlns:wps="http://schemas.microsoft.com/office/word/2010/wordprocessingShape" mc:Ignorable="w14 w15 wp14">
-  <w:p>
-    <w:pPr>
-      <w:pBdr/>
-      <w:spacing/>
-      <w:ind/>
-      <w:jc w:val="center"/>
-      <w:rPr/>
-    </w:pPr>
-    <w:r>
-      <w:t xml:space="preserve">{{p </w:t>
-    </w:r>
-    <w:r>
-      <w:t xml:space="preserve">include_docx_template</w:t>
-    </w:r>
-    <w:r>
-      <w:t xml:space="preserve">(</w:t>
-    </w:r>
-    <w:r>
-      <w:t xml:space="preserve">l</w:t>
-    </w:r>
-    <w:r>
-      <w:t xml:space="preserve">f</w:t>
-    </w:r>
-    <w:r>
-      <w:t xml:space="preserve">Var</w:t>
-    </w:r>
-    <w:r>
-      <w:t xml:space="preserve">) }</w:t>
-    </w:r>
-    <w:r>
-      <w:t xml:space="preserve">}</w:t>
-    </w:r>
-    <w:r/>
-    <w:r/>
-  </w:p>
-  <w:p>
-    <w:pPr>
-      <w:pStyle w:val="44"/>
-      <w:pBdr/>
-      <w:spacing/>
-      <w:ind/>
-      <w:rPr/>
-    </w:pPr>
-    <w:r/>
-    <w:r/>
-  </w:p>
+  <w:p/>
 </w:ftr>
 </file>
 
@@ -1105,38 +1060,7 @@
 
 <file path=word/header1.xml><?xml version="1.0" encoding="utf-8"?>
 <w:hdr xmlns:wpc="http://schemas.microsoft.com/office/word/2010/wordprocessingCanvas" xmlns:mc="http://schemas.openxmlformats.org/markup-compatibility/2006" xmlns:o="urn:schemas-microsoft-com:office:office" xmlns:r="http://schemas.openxmlformats.org/officeDocument/2006/relationships" xmlns:m="http://schemas.openxmlformats.org/officeDocument/2006/math" xmlns:v="urn:schemas-microsoft-com:vml" xmlns:wp14="http://schemas.microsoft.com/office/word/2010/wordprocessingDrawing" xmlns:wp="http://schemas.openxmlformats.org/drawingml/2006/wordprocessingDrawing" xmlns:w10="urn:schemas-microsoft-com:office:word" xmlns:w="http://schemas.openxmlformats.org/wordprocessingml/2006/main" xmlns:w14="http://schemas.microsoft.com/office/word/2010/wordml" xmlns:w15="http://schemas.microsoft.com/office/word/2012/wordml" xmlns:wpg="http://schemas.microsoft.com/office/word/2010/wordprocessingGroup" xmlns:wpi="http://schemas.microsoft.com/office/word/2010/wordprocessingInk" xmlns:wne="http://schemas.microsoft.com/office/word/2006/wordml" xmlns:a="http://schemas.openxmlformats.org/drawingml/2006/main" xmlns:wps="http://schemas.microsoft.com/office/word/2010/wordprocessingShape" mc:Ignorable="w14 w15 wp14">
-  <w:p>
-    <w:pPr>
-      <w:pBdr/>
-      <w:spacing/>
-      <w:ind/>
-      <w:jc w:val="center"/>
-      <w:rPr/>
-    </w:pPr>
-    <w:r>
-      <w:t xml:space="preserve">{{p </w:t>
-    </w:r>
-    <w:r>
-      <w:t xml:space="preserve">include_docx_template</w:t>
-    </w:r>
-    <w:r>
-      <w:t xml:space="preserve">(</w:t>
-    </w:r>
-    <w:r>
-      <w:t xml:space="preserve">lhVar</w:t>
-    </w:r>
-    <w:r>
-      <w:t xml:space="preserve">) }</w:t>
-    </w:r>
-    <w:r>
-      <w:t xml:space="preserve">}</w:t>
-    </w:r>
-    <w:r/>
-    <w:r/>
-    <w:r/>
-    <w:r/>
-    <w:r/>
-  </w:p>
+  <w:p/>
 </w:hdr>
 </file>
 
